--- a/Introduccion a la Ingenieria/Clases/Clase 11 - Taller de prototipado inicial con IA/Evaluacion Corte 2 - Como prepararse.docx
+++ b/Introduccion a la Ingenieria/Clases/Clase 11 - Taller de prototipado inicial con IA/Evaluacion Corte 2 - Como prepararse.docx
@@ -71,7 +71,7 @@
           <w:color w:val="4A4A49"/>
           <w:sz w:val="22"/>
         </w:rPr>
-        <w:t xml:space="preserve"> los últimos 20 minutos de la sesión 11, después de las exposiciones.</w:t>
+        <w:t xml:space="preserve"> los últimos 20 minutos de la sesión 7 del calendario (Clase 11), después de las exposiciones.</w:t>
       </w:r>
     </w:p>
     <w:p>
@@ -424,7 +424,7 @@
           <w:color w:val="1A1C1D"/>
           <w:sz w:val="32"/>
         </w:rPr>
-        <w:t>Qué repasar, sesión por sesión</w:t>
+        <w:t>Qué repasar, clase por clase</w:t>
       </w:r>
     </w:p>
     <w:p>
@@ -434,7 +434,7 @@
           <w:color w:val="4A4A49"/>
           <w:sz w:val="22"/>
         </w:rPr>
-        <w:t>Todas las sesiones del corte entran. Esta lista está en orden y es completa: si repasa esto, puede responder la evaluación.</w:t>
+        <w:t>Todas las clases del corte entran. Esta lista está en orden y es completa: si repasa esto, puede responder la evaluación.</w:t>
       </w:r>
     </w:p>
     <w:p>
@@ -447,7 +447,7 @@
           <w:color w:val="1A1C1D"/>
           <w:sz w:val="32"/>
         </w:rPr>
-        <w:t>Sesión 7 · Ciclo de vida y requisitos</w:t>
+        <w:t>Clase 7 · Ciclo de vida y requisitos</w:t>
       </w:r>
     </w:p>
     <w:p>
@@ -517,7 +517,7 @@
           <w:color w:val="1A1C1D"/>
           <w:sz w:val="32"/>
         </w:rPr>
-        <w:t>Sesión 8 · Decisión entre alternativas y alcance mínimo</w:t>
+        <w:t>Clase 8 · Decisión entre alternativas y alcance mínimo</w:t>
       </w:r>
     </w:p>
     <w:p>
@@ -587,7 +587,7 @@
           <w:color w:val="1A1C1D"/>
           <w:sz w:val="32"/>
         </w:rPr>
-        <w:t>Sesión 9 · Antecedentes y calidad de las fuentes</w:t>
+        <w:t>Clase 9 · Antecedentes y calidad de las fuentes</w:t>
       </w:r>
     </w:p>
     <w:p>
@@ -657,7 +657,7 @@
           <w:color w:val="1A1C1D"/>
           <w:sz w:val="32"/>
         </w:rPr>
-        <w:t>Sesión 10 · Prototipado y niveles de fidelidad</w:t>
+        <w:t>Clase 10 · Prototipado y niveles de fidelidad</w:t>
       </w:r>
     </w:p>
     <w:p>
@@ -714,7 +714,7 @@
           <w:color w:val="1A1C1D"/>
           <w:sz w:val="32"/>
         </w:rPr>
-        <w:t>Sesión 11 · Uso responsable de un asistente de IA</w:t>
+        <w:t>Clase 11 · Uso responsable de un asistente de IA</w:t>
       </w:r>
     </w:p>
     <w:p>
